--- a/HW1/HW1-作答本.docx
+++ b/HW1/HW1-作答本.docx
@@ -444,7 +444,20 @@
                 <w:b w:val="0"/>
                 <w:sz w:val="19"/>
               </w:rPr>
-              <w:t>⏰ W3 課堂最後 10 分鐘當場完成並繳交，之後不得修改。</w:t>
+              <w:t>⏰ W3 課堂當場完成，寫完立即上傳 TronClass，之後不得修改。</w:t>
+            </w:r>
+          </w:p>
+          <w:p>
+            <w:pPr>
+              <w:spacing w:before="0" w:after="20" w:line="276" w:lineRule="auto"/>
+            </w:pPr>
+            <w:r>
+              <w:rPr>
+                <w:rFonts w:ascii="微軟正黑體" w:hAnsi="微軟正黑體" w:eastAsia="微軟正黑體"/>
+                <w:b w:val="0"/>
+                <w:sz w:val="19"/>
+              </w:rPr>
+              <w:t>繳交之後才會進行後續講解，所以請照自己當下的判斷寫，不必等講完。</w:t>
             </w:r>
           </w:p>
           <w:p>
